--- a/DOCS_DA_CONVERTIRE/graziaxx_en.docx
+++ b/DOCS_DA_CONVERTIRE/graziaxx_en.docx
@@ -85,11 +85,6 @@
       </w:r>
     </w:p>
     <w:p>
-      <w:pPr>
-        <w:rPr>
-          <w:u w:val="single"/>
-        </w:rPr>
-      </w:pPr>
       <w:r>
         <w:rPr>
           <w:noProof/>
@@ -144,27 +139,156 @@
         </w:drawing>
       </w:r>
       <w:bookmarkStart w:id="0" w:name="_Hlk215135560"/>
+      <w:bookmarkStart w:id="1" w:name="_Hlk216430957"/>
       <w:r>
         <w:br/>
       </w:r>
-      <w:r>
-        <w:t>[</w:t>
-      </w:r>
-      <w:proofErr w:type="spellStart"/>
-      <w:r>
-        <w:t>SPLIT_BLOCK:lapide_votiva.jpg</w:t>
-      </w:r>
-      <w:proofErr w:type="spellEnd"/>
-      <w:r>
-        <w:t>]</w:t>
-      </w:r>
       <w:bookmarkEnd w:id="0"/>
-    </w:p>
-    <w:p>
-      <w:pPr>
-        <w:rPr>
-          <w:b/>
-          <w:bCs/>
+      <w:r>
+        <w:t>[SPLIT_BLOCK:lapide_votiva.jpg]</w:t>
+      </w:r>
+    </w:p>
+    <w:bookmarkEnd w:id="1"/>
+    <w:p>
+      <w:pPr>
+        <w:rPr>
+          <w:b/>
+          <w:bCs/>
+        </w:rPr>
+      </w:pPr>
+      <w:r>
+        <w:rPr>
+          <w:b/>
+          <w:bCs/>
+        </w:rPr>
+        <w:br w:type="page"/>
+      </w:r>
+    </w:p>
+    <w:p>
+      <w:pPr>
+        <w:rPr>
+          <w:b/>
+          <w:bCs/>
+        </w:rPr>
+      </w:pPr>
+      <w:r>
+        <w:rPr>
+          <w:b/>
+          <w:bCs/>
+        </w:rPr>
+        <w:lastRenderedPageBreak/>
+        <w:t>Anecdotes and Curiosities</w:t>
+      </w:r>
+    </w:p>
+    <w:p>
+      <w:pPr>
+        <w:numPr>
+          <w:ilvl w:val="0"/>
+          <w:numId w:val="3"/>
+        </w:numPr>
+      </w:pPr>
+      <w:r>
+        <w:rPr>
+          <w:b/>
+          <w:bCs/>
+        </w:rPr>
+        <w:t xml:space="preserve">Guido Reni's Vow and Silk: </w:t>
+      </w:r>
+      <w:r>
+        <w:t xml:space="preserve">The celebrated </w:t>
+      </w:r>
+      <w:r>
+        <w:rPr>
+          <w:i/>
+          <w:iCs/>
+        </w:rPr>
+        <w:t xml:space="preserve">Plague Altarpiece </w:t>
+      </w:r>
+      <w:r>
+        <w:t xml:space="preserve">, painted by Guido Reni in 1630 at the behest of the Bolognese Senate to thank the Madonna for the end of the epidemic, was created using a highly unusual technique: not on ordinary linen or wood, but on </w:t>
+      </w:r>
+      <w:r>
+        <w:rPr>
+          <w:b/>
+          <w:bCs/>
+        </w:rPr>
+        <w:t xml:space="preserve">pure silk </w:t>
+      </w:r>
+      <w:r>
+        <w:t>. The artist had to work at a rapid pace while the city was still reeling from the plague, creating a lightweight, portable masterpiece, destined to be carried in solemn processions.</w:t>
+      </w:r>
+    </w:p>
+    <w:p>
+      <w:pPr>
+        <w:numPr>
+          <w:ilvl w:val="0"/>
+          <w:numId w:val="3"/>
+        </w:numPr>
+      </w:pPr>
+      <w:r>
+        <w:rPr>
+          <w:b/>
+          <w:bCs/>
+        </w:rPr>
+        <w:t xml:space="preserve">The " Fissure " and the Gates of Bernardino Spada: </w:t>
+      </w:r>
+      <w:r>
+        <w:t>To prevent Landsknecht soldiers or infected travelers from bringing the disease into Bologna, Cardinal Legate Bernardino Spada implemented drastic measures at the city's entrances. Almost all of the city gates were walled up or locked, leaving very few open, and equipped with double gates and iron grates (called "rastrelli"): goods and mail were allowed to pass only through these cracks after being disinfected with vinegar and sulfur fumes.</w:t>
+      </w:r>
+    </w:p>
+    <w:p>
+      <w:pPr>
+        <w:numPr>
+          <w:ilvl w:val="0"/>
+          <w:numId w:val="3"/>
+        </w:numPr>
+      </w:pPr>
+      <w:r>
+        <w:rPr>
+          <w:b/>
+          <w:bCs/>
+        </w:rPr>
+        <w:t xml:space="preserve">Pietro Moratti and the Chronicle of the Lazzaretto: </w:t>
+      </w:r>
+      <w:r>
+        <w:t xml:space="preserve">The doctor and commissioner Pietro Moratti left a detailed account of the emergency ( </w:t>
+      </w:r>
+      <w:r>
+        <w:rPr>
+          <w:i/>
+          <w:iCs/>
+        </w:rPr>
+        <w:t xml:space="preserve">Account of the orders and provisions made in Lazaretti ... </w:t>
+      </w:r>
+      <w:r>
+        <w:t>). In his memoirs he describes the immense effort of the Camillian friars (the friars with the red cross on their chests), who moved among the huts of the lazaretto outside Porta Santo Stefano bringing relief to the plague victims, defying the contagion with clothes impregnated with waxes and scented spices to attenuate the miasmas of the disease.</w:t>
+      </w:r>
+    </w:p>
+    <w:p>
+      <w:pPr>
+        <w:numPr>
+          <w:ilvl w:val="0"/>
+          <w:numId w:val="3"/>
+        </w:numPr>
+      </w:pPr>
+      <w:r>
+        <w:rPr>
+          <w:b/>
+          <w:bCs/>
+        </w:rPr>
+        <w:t xml:space="preserve">"Perfumes" Against Infected Air: </w:t>
+      </w:r>
+      <w:r>
+        <w:t>At the time, it was believed that the plague spread through foul odors and "miasmas" in the air. During the months of the contagion, the Assunteria di Sanità ordered citizens to burn juniper, rosemary, laurel, and aromatic resins in their homes and along the streets. Throughout the summer of 1630, the streets of central Bologna were perpetually enveloped in a thick, fragrant blanket of devotional and sanitary smoke.</w:t>
+      </w:r>
+    </w:p>
+    <w:p/>
+    <w:p>
+      <w:pPr>
+        <w:rPr>
+          <w:b/>
+          <w:bCs/>
+          <w:u w:val="single"/>
         </w:rPr>
       </w:pPr>
       <w:r>
@@ -202,24 +326,7 @@
           <w:b/>
           <w:bCs/>
         </w:rPr>
-        <w:lastRenderedPageBreak/>
-        <w:t xml:space="preserve">Proclamations and Decrees of the </w:t>
-      </w:r>
-      <w:proofErr w:type="spellStart"/>
-      <w:r>
-        <w:rPr>
-          <w:b/>
-          <w:bCs/>
-        </w:rPr>
-        <w:t>Assunteria</w:t>
-      </w:r>
-      <w:proofErr w:type="spellEnd"/>
-      <w:r>
-        <w:rPr>
-          <w:b/>
-          <w:bCs/>
-        </w:rPr>
-        <w:t xml:space="preserve"> di Sanità and the Bolognese Senate </w:t>
+        <w:t xml:space="preserve">Proclamations and Decrees of the Assunteria di Sanità and the Bolognese Senate </w:t>
       </w:r>
       <w:r>
         <w:t xml:space="preserve">(starting in 1628, regarding the management of the contagion, the measures adopted, and the organization of services). Most of these documents are preserved in the </w:t>
@@ -283,6 +390,7 @@
           <w:b/>
           <w:bCs/>
         </w:rPr>
+        <w:lastRenderedPageBreak/>
         <w:t xml:space="preserve">Contemporary chronicles and official reports </w:t>
       </w:r>
       <w:r>
@@ -303,23 +411,7 @@
           <w:i/>
           <w:iCs/>
         </w:rPr>
-        <w:t xml:space="preserve">Account of the orders and provisions made in the </w:t>
-      </w:r>
-      <w:proofErr w:type="spellStart"/>
-      <w:r>
-        <w:rPr>
-          <w:i/>
-          <w:iCs/>
-        </w:rPr>
-        <w:t>Lazaretti</w:t>
-      </w:r>
-      <w:proofErr w:type="spellEnd"/>
-      <w:r>
-        <w:rPr>
-          <w:i/>
-          <w:iCs/>
-        </w:rPr>
-        <w:t xml:space="preserve"> in Bologna and its County at the time of the contagion of the Year 1630 </w:t>
+        <w:t xml:space="preserve">Account of the orders and provisions made in the Lazaretti in Bologna and its County at the time of the contagion of the Year 1630 </w:t>
       </w:r>
       <w:r>
         <w:t>).</w:t>
@@ -552,11 +644,235 @@
         <w:t>, which although not a primary historical source for Bologna, bears witness to the general context of the 1630 epidemic in Northern Italy)</w:t>
       </w:r>
     </w:p>
-    <w:p>
-      <w:r>
-        <w:t>Source: 'Archive of</w:t>
-      </w:r>
-    </w:p>
+    <w:p/>
+    <w:p/>
+    <w:p>
+      <w:r>
+        <w:rPr>
+          <w:rFonts w:ascii="Arial" w:hAnsi="Arial"/>
+          <w:b/>
+          <w:color w:val="1A365D"/>
+          <w:sz w:val="26"/>
+        </w:rPr>
+        <w:t>Tabella delle Fonti e Certificazione</w:t>
+      </w:r>
+    </w:p>
+    <w:tbl>
+      <w:tblPr>
+        <w:tblW w:w="0" w:type="auto"/>
+        <w:jc w:val="center"/>
+        <w:tblLook w:val="04A0" w:firstRow="1" w:lastRow="0" w:firstColumn="1" w:lastColumn="0" w:noHBand="0" w:noVBand="1"/>
+      </w:tblPr>
+      <w:tblGrid>
+        <w:gridCol w:w="4819"/>
+        <w:gridCol w:w="4819"/>
+      </w:tblGrid>
+      <w:tr>
+        <w:trPr>
+          <w:jc w:val="center"/>
+        </w:trPr>
+        <w:tc>
+          <w:tcPr>
+            <w:tcW w:w="4819" w:type="dxa"/>
+            <w:shd w:val="clear" w:color="auto" w:fill="1A365D"/>
+          </w:tcPr>
+          <w:p>
+            <w:r>
+              <w:rPr>
+                <w:rFonts w:ascii="Arial" w:hAnsi="Arial"/>
+                <w:b/>
+                <w:color w:val="FFFFFF"/>
+                <w:sz w:val="20"/>
+              </w:rPr>
+              <w:t>Affermazione del testo</w:t>
+            </w:r>
+          </w:p>
+        </w:tc>
+        <w:tc>
+          <w:tcPr>
+            <w:tcW w:w="4819" w:type="dxa"/>
+            <w:shd w:val="clear" w:color="auto" w:fill="1A365D"/>
+          </w:tcPr>
+          <w:p>
+            <w:r>
+              <w:rPr>
+                <w:rFonts w:ascii="Arial" w:hAnsi="Arial"/>
+                <w:b/>
+                <w:color w:val="FFFFFF"/>
+                <w:sz w:val="20"/>
+              </w:rPr>
+              <w:t>Fonte Certificata</w:t>
+            </w:r>
+          </w:p>
+        </w:tc>
+      </w:tr>
+      <w:tr>
+        <w:trPr>
+          <w:jc w:val="center"/>
+        </w:trPr>
+        <w:tc>
+          <w:tcPr>
+            <w:tcW w:w="4819" w:type="dxa"/>
+          </w:tcPr>
+          <w:p>
+            <w:r>
+              <w:rPr>
+                <w:rFonts w:ascii="Arial" w:hAnsi="Arial"/>
+                <w:sz w:val="19"/>
+              </w:rPr>
+              <w:t>The plague epidemic of May 1630 was introduced by Landsknecht troops during the War of the Mantuan Succession, causing 13,398 deaths in the city and about 16,300 in the countryside.</w:t>
+            </w:r>
+          </w:p>
+        </w:tc>
+        <w:tc>
+          <w:tcPr>
+            <w:tcW w:w="4819" w:type="dxa"/>
+          </w:tcPr>
+          <w:p>
+            <w:r>
+              <w:rPr>
+                <w:rFonts w:ascii="Arial" w:hAnsi="Arial"/>
+                <w:sz w:val="19"/>
+              </w:rPr>
+              <w:t>State Archive of Bologna (Death Registers) / Historical Demography Studies (Marco Poli, P.L. Da Gatteo)</w:t>
+            </w:r>
+          </w:p>
+        </w:tc>
+      </w:tr>
+      <w:tr>
+        <w:trPr>
+          <w:jc w:val="center"/>
+        </w:trPr>
+        <w:tc>
+          <w:tcPr>
+            <w:tcW w:w="4819" w:type="dxa"/>
+          </w:tcPr>
+          <w:p>
+            <w:r>
+              <w:rPr>
+                <w:rFonts w:ascii="Arial" w:hAnsi="Arial"/>
+                <w:sz w:val="19"/>
+              </w:rPr>
+              <w:t>The emergency response was directed by Cardinal Legate Bernardino Spada with the support of Camillian friars and lazarettos outside Porta S. Stefano and in Castelfranco.</w:t>
+            </w:r>
+          </w:p>
+        </w:tc>
+        <w:tc>
+          <w:tcPr>
+            <w:tcW w:w="4819" w:type="dxa"/>
+          </w:tcPr>
+          <w:p>
+            <w:r>
+              <w:rPr>
+                <w:rFonts w:ascii="Arial" w:hAnsi="Arial"/>
+                <w:sz w:val="19"/>
+              </w:rPr>
+              <w:t>Pietro Moratti, "Racconto degli ordini e provisioni fatte ne' Lazaretti..." (1630) / Health Assunteria Decrees</w:t>
+            </w:r>
+          </w:p>
+        </w:tc>
+      </w:tr>
+      <w:tr>
+        <w:trPr>
+          <w:jc w:val="center"/>
+        </w:trPr>
+        <w:tc>
+          <w:tcPr>
+            <w:tcW w:w="4819" w:type="dxa"/>
+          </w:tcPr>
+          <w:p>
+            <w:r>
+              <w:rPr>
+                <w:rFonts w:ascii="Arial" w:hAnsi="Arial"/>
+                <w:sz w:val="19"/>
+              </w:rPr>
+              <w:lastRenderedPageBreak/>
+              <w:t>Cardinal Spada enforced strict isolation measures, walling up city gates and using iron-grated passages ("rastrelli") to disinfect goods and mail with vinegar and sulfur smoke.</w:t>
+            </w:r>
+          </w:p>
+        </w:tc>
+        <w:tc>
+          <w:tcPr>
+            <w:tcW w:w="4819" w:type="dxa"/>
+          </w:tcPr>
+          <w:p>
+            <w:r>
+              <w:rPr>
+                <w:rFonts w:ascii="Arial" w:hAnsi="Arial"/>
+                <w:sz w:val="19"/>
+              </w:rPr>
+              <w:t>Edicts and Decrees of the Bolognese Senate (1628-1630) / State Archive of Bologna</w:t>
+            </w:r>
+          </w:p>
+        </w:tc>
+      </w:tr>
+      <w:tr>
+        <w:trPr>
+          <w:jc w:val="center"/>
+        </w:trPr>
+        <w:tc>
+          <w:tcPr>
+            <w:tcW w:w="4819" w:type="dxa"/>
+          </w:tcPr>
+          <w:p>
+            <w:r>
+              <w:rPr>
+                <w:rFonts w:ascii="Arial" w:hAnsi="Arial"/>
+                <w:sz w:val="19"/>
+              </w:rPr>
+              <w:t>In 1630 the Senate commissioned Guido Reni to paint the Plague Altarpiece (painted on pure silk) for solemn thanksgiving processions, alongside the 1634 votive Canopy.</w:t>
+            </w:r>
+          </w:p>
+        </w:tc>
+        <w:tc>
+          <w:tcPr>
+            <w:tcW w:w="4819" w:type="dxa"/>
+          </w:tcPr>
+          <w:p>
+            <w:r>
+              <w:rPr>
+                <w:rFonts w:ascii="Arial" w:hAnsi="Arial"/>
+                <w:sz w:val="19"/>
+              </w:rPr>
+              <w:t>National Gallery of Bologna / Artistic and Votive Evidence / Bologna Online (Salaborsa Library)</w:t>
+            </w:r>
+          </w:p>
+        </w:tc>
+      </w:tr>
+      <w:tr>
+        <w:trPr>
+          <w:jc w:val="center"/>
+        </w:trPr>
+        <w:tc>
+          <w:tcPr>
+            <w:tcW w:w="4819" w:type="dxa"/>
+          </w:tcPr>
+          <w:p>
+            <w:r>
+              <w:rPr>
+                <w:rFonts w:ascii="Arial" w:hAnsi="Arial"/>
+                <w:sz w:val="19"/>
+              </w:rPr>
+              <w:t>To combat foul air "miasmas," the Health Board ordered the burning of juniper, rosemary, laurel, and aromatic resins inside homes and along streets.</w:t>
+            </w:r>
+          </w:p>
+        </w:tc>
+        <w:tc>
+          <w:tcPr>
+            <w:tcW w:w="4819" w:type="dxa"/>
+          </w:tcPr>
+          <w:p>
+            <w:r>
+              <w:rPr>
+                <w:rFonts w:ascii="Arial" w:hAnsi="Arial"/>
+                <w:sz w:val="19"/>
+              </w:rPr>
+              <w:t>Pietro Moratti (1630) / Official Administrative Documentation of the Health Assunteria</w:t>
+            </w:r>
+          </w:p>
+        </w:tc>
+      </w:tr>
+    </w:tbl>
     <w:p/>
     <w:sectPr>
       <w:pgSz w:w="11906" w:h="16838"/>
@@ -571,6 +887,119 @@
 <file path=word/numbering.xml><?xml version="1.0" encoding="utf-8"?>
 <w:numbering xmlns:wpc="http://schemas.microsoft.com/office/word/2010/wordprocessingCanvas" xmlns:cx="http://schemas.microsoft.com/office/drawing/2014/chartex" xmlns:cx1="http://schemas.microsoft.com/office/drawing/2015/9/8/chartex" xmlns:cx2="http://schemas.microsoft.com/office/drawing/2015/10/21/chartex" xmlns:cx3="http://schemas.microsoft.com/office/drawing/2016/5/9/chartex" xmlns:cx4="http://schemas.microsoft.com/office/drawing/2016/5/10/chartex" xmlns:cx5="http://schemas.microsoft.com/office/drawing/2016/5/11/chartex" xmlns:cx6="http://schemas.microsoft.com/office/drawing/2016/5/12/chartex" xmlns:cx7="http://schemas.microsoft.com/office/drawing/2016/5/13/chartex" xmlns:cx8="http://schemas.microsoft.com/office/drawing/2016/5/14/chartex" xmlns:mc="http://schemas.openxmlformats.org/markup-compatibility/2006" xmlns:aink="http://schemas.microsoft.com/office/drawing/2016/ink" xmlns:am3d="http://schemas.microsoft.com/office/drawing/2017/model3d" xmlns:o="urn:schemas-microsoft-com:office:office" xmlns:oel="http://schemas.microsoft.com/office/2019/extlst" xmlns:r="http://schemas.openxmlformats.org/officeDocument/2006/relationships" xmlns:m="http://schemas.openxmlformats.org/officeDocument/2006/math" xmlns:v="urn:schemas-microsoft-com:vml" xmlns:wp14="http://schemas.microsoft.com/office/word/2010/wordprocessingDrawing" xmlns:wp="http://schemas.openxmlformats.org/drawingml/2006/wordprocessingDrawing" xmlns:w10="urn:schemas-microsoft-com:office:word" xmlns:w="http://schemas.openxmlformats.org/wordprocessingml/2006/main" xmlns:w14="http://schemas.microsoft.com/office/word/2010/wordml" xmlns:w15="http://schemas.microsoft.com/office/word/2012/wordml" xmlns:w16cex="http://schemas.microsoft.com/office/word/2018/wordml/cex" xmlns:w16cid="http://schemas.microsoft.com/office/word/2016/wordml/cid" xmlns:w16="http://schemas.microsoft.com/office/word/2018/wordml" xmlns:w16du="http://schemas.microsoft.com/office/word/2023/wordml/word16du" xmlns:w16sdtdh="http://schemas.microsoft.com/office/word/2020/wordml/sdtdatahash" xmlns:w16sdtfl="http://schemas.microsoft.com/office/word/2024/wordml/sdtformatlock" xmlns:w16se="http://schemas.microsoft.com/office/word/2015/wordml/symex" xmlns:wpg="http://schemas.microsoft.com/office/word/2010/wordprocessingGroup" xmlns:wpi="http://schemas.microsoft.com/office/word/2010/wordprocessingInk" xmlns:wne="http://schemas.microsoft.com/office/word/2006/wordml" xmlns:wps="http://schemas.microsoft.com/office/word/2010/wordprocessingShape" mc:Ignorable="w14 w15 w16se w16cid w16 w16cex w16sdtdh w16sdtfl w16du wp14">
   <w:abstractNum w:abstractNumId="0" w15:restartNumberingAfterBreak="0">
+    <w:nsid w:val="27CB5FB6"/>
+    <w:multiLevelType w:val="multilevel"/>
+    <w:tmpl w:val="08285C2A"/>
+    <w:lvl w:ilvl="0">
+      <w:start w:val="1"/>
+      <w:numFmt w:val="decimal"/>
+      <w:lvlText w:val="%1."/>
+      <w:lvlJc w:val="left"/>
+      <w:pPr>
+        <w:tabs>
+          <w:tab w:val="num" w:pos="720"/>
+        </w:tabs>
+        <w:ind w:left="720" w:hanging="360"/>
+      </w:pPr>
+    </w:lvl>
+    <w:lvl w:ilvl="1" w:tentative="1">
+      <w:start w:val="1"/>
+      <w:numFmt w:val="decimal"/>
+      <w:lvlText w:val="%2."/>
+      <w:lvlJc w:val="left"/>
+      <w:pPr>
+        <w:tabs>
+          <w:tab w:val="num" w:pos="1440"/>
+        </w:tabs>
+        <w:ind w:left="1440" w:hanging="360"/>
+      </w:pPr>
+    </w:lvl>
+    <w:lvl w:ilvl="2" w:tentative="1">
+      <w:start w:val="1"/>
+      <w:numFmt w:val="decimal"/>
+      <w:lvlText w:val="%3."/>
+      <w:lvlJc w:val="left"/>
+      <w:pPr>
+        <w:tabs>
+          <w:tab w:val="num" w:pos="2160"/>
+        </w:tabs>
+        <w:ind w:left="2160" w:hanging="360"/>
+      </w:pPr>
+    </w:lvl>
+    <w:lvl w:ilvl="3" w:tentative="1">
+      <w:start w:val="1"/>
+      <w:numFmt w:val="decimal"/>
+      <w:lvlText w:val="%4."/>
+      <w:lvlJc w:val="left"/>
+      <w:pPr>
+        <w:tabs>
+          <w:tab w:val="num" w:pos="2880"/>
+        </w:tabs>
+        <w:ind w:left="2880" w:hanging="360"/>
+      </w:pPr>
+    </w:lvl>
+    <w:lvl w:ilvl="4" w:tentative="1">
+      <w:start w:val="1"/>
+      <w:numFmt w:val="decimal"/>
+      <w:lvlText w:val="%5."/>
+      <w:lvlJc w:val="left"/>
+      <w:pPr>
+        <w:tabs>
+          <w:tab w:val="num" w:pos="3600"/>
+        </w:tabs>
+        <w:ind w:left="3600" w:hanging="360"/>
+      </w:pPr>
+    </w:lvl>
+    <w:lvl w:ilvl="5" w:tentative="1">
+      <w:start w:val="1"/>
+      <w:numFmt w:val="decimal"/>
+      <w:lvlText w:val="%6."/>
+      <w:lvlJc w:val="left"/>
+      <w:pPr>
+        <w:tabs>
+          <w:tab w:val="num" w:pos="4320"/>
+        </w:tabs>
+        <w:ind w:left="4320" w:hanging="360"/>
+      </w:pPr>
+    </w:lvl>
+    <w:lvl w:ilvl="6" w:tentative="1">
+      <w:start w:val="1"/>
+      <w:numFmt w:val="decimal"/>
+      <w:lvlText w:val="%7."/>
+      <w:lvlJc w:val="left"/>
+      <w:pPr>
+        <w:tabs>
+          <w:tab w:val="num" w:pos="5040"/>
+        </w:tabs>
+        <w:ind w:left="5040" w:hanging="360"/>
+      </w:pPr>
+    </w:lvl>
+    <w:lvl w:ilvl="7" w:tentative="1">
+      <w:start w:val="1"/>
+      <w:numFmt w:val="decimal"/>
+      <w:lvlText w:val="%8."/>
+      <w:lvlJc w:val="left"/>
+      <w:pPr>
+        <w:tabs>
+          <w:tab w:val="num" w:pos="5760"/>
+        </w:tabs>
+        <w:ind w:left="5760" w:hanging="360"/>
+      </w:pPr>
+    </w:lvl>
+    <w:lvl w:ilvl="8" w:tentative="1">
+      <w:start w:val="1"/>
+      <w:numFmt w:val="decimal"/>
+      <w:lvlText w:val="%9."/>
+      <w:lvlJc w:val="left"/>
+      <w:pPr>
+        <w:tabs>
+          <w:tab w:val="num" w:pos="6480"/>
+        </w:tabs>
+        <w:ind w:left="6480" w:hanging="360"/>
+      </w:pPr>
+    </w:lvl>
+  </w:abstractNum>
+  <w:abstractNum w:abstractNumId="1" w15:restartNumberingAfterBreak="0">
     <w:nsid w:val="3F850346"/>
     <w:multiLevelType w:val="multilevel"/>
     <w:tmpl w:val="84EA6332"/>
@@ -687,7 +1116,7 @@
       </w:pPr>
     </w:lvl>
   </w:abstractNum>
-  <w:abstractNum w:abstractNumId="1" w15:restartNumberingAfterBreak="0">
+  <w:abstractNum w:abstractNumId="2" w15:restartNumberingAfterBreak="0">
     <w:nsid w:val="55235A2D"/>
     <w:multiLevelType w:val="multilevel"/>
     <w:tmpl w:val="60A88DC6"/>
@@ -805,9 +1234,12 @@
     </w:lvl>
   </w:abstractNum>
   <w:num w:numId="1" w16cid:durableId="708798282">
+    <w:abstractNumId w:val="2"/>
+  </w:num>
+  <w:num w:numId="2" w16cid:durableId="1726759906">
     <w:abstractNumId w:val="1"/>
   </w:num>
-  <w:num w:numId="2" w16cid:durableId="1726759906">
+  <w:num w:numId="3" w16cid:durableId="585574704">
     <w:abstractNumId w:val="0"/>
   </w:num>
 </w:numbering>
